--- a/원고/1부/러시아어_컨설턴트_4아크.docx
+++ b/원고/1부/러시아어_컨설턴트_4아크.docx
@@ -2541,6 +2541,24 @@
           <w:bCs/>
           <w:b/>
         </w:rPr>
+        <w:t xml:space="preserve">Кирилл:</w:t>
+      </w:r>
+      <w:r>
+        <w:t xml:space="preserve"> </w:t>
+      </w:r>
+      <w:r>
+        <w:t xml:space="preserve">(Улыбаясь) Пять направлений сразу — это уже тревожный знак, Артём Олегович. У Чехова в «Вишнёвом саде» есть точная фраза: «Если против какой-нибудь болезни предлагается очень много средств, то значит, болезнь неизлечима». Нам нужно не много средств, а два-три правильных.</w:t>
+      </w:r>
+    </w:p>
+    <w:p>
+      <w:pPr>
+        <w:pStyle w:val="BodyText"/>
+      </w:pPr>
+      <w:r>
+        <w:rPr>
+          <w:bCs/>
+          <w:b/>
+        </w:rPr>
         <w:t xml:space="preserve">Артём:</w:t>
       </w:r>
       <w:r>
@@ -3666,6 +3684,42 @@
       </w:r>
       <w:r>
         <w:t xml:space="preserve">собираюсь терять лицензию завода, из-за спешки.</w:t>
+      </w:r>
+    </w:p>
+    <w:p>
+      <w:pPr>
+        <w:pStyle w:val="BodyText"/>
+      </w:pPr>
+      <w:r>
+        <w:rPr>
+          <w:bCs/>
+          <w:b/>
+        </w:rPr>
+        <w:t xml:space="preserve">Кирилл:</w:t>
+      </w:r>
+      <w:r>
+        <w:t xml:space="preserve"> </w:t>
+      </w:r>
+      <w:r>
+        <w:t xml:space="preserve">А персонал успеет подготовиться к проверке, за такой срок?</w:t>
+      </w:r>
+    </w:p>
+    <w:p>
+      <w:pPr>
+        <w:pStyle w:val="BodyText"/>
+      </w:pPr>
+      <w:r>
+        <w:rPr>
+          <w:bCs/>
+          <w:b/>
+        </w:rPr>
+        <w:t xml:space="preserve">Валентина:</w:t>
+      </w:r>
+      <w:r>
+        <w:t xml:space="preserve"> </w:t>
+      </w:r>
+      <w:r>
+        <w:t xml:space="preserve">Успеет, если начнём уже завтра: учебные проверки каждый день, как на настоящей инспекции. Суворов не зря говорил: «Тяжело в учении — легко в бою».</w:t>
       </w:r>
     </w:p>
     <w:p>

--- a/원고/1부/러시아어_컨설턴트_4아크.docx
+++ b/원고/1부/러시아어_컨설턴트_4아크.docx
@@ -6952,6 +6952,222 @@
       </w:r>
       <w:r>
         <w:t xml:space="preserve">Обязательно. Удачи вам, в Москве, и в банковском деле.</w:t>
+      </w:r>
+    </w:p>
+    <w:p>
+      <w:r>
+        <w:br w:type="page"/>
+      </w:r>
+    </w:p>
+    <w:p>
+      <w:pPr>
+        <w:pStyle w:val="BodyText"/>
+      </w:pPr>
+      <w:r>
+        <w:rPr>
+          <w:b/>
+          <w:bCs/>
+          <w:sz w:val="32"/>
+          <w:szCs w:val="32"/>
+        </w:rPr>
+        <w:t xml:space="preserve">📚 인용 해설 노트 — 4아크</w:t>
+      </w:r>
+    </w:p>
+    <w:p>
+      <w:pPr>
+        <w:pStyle w:val="BodyText"/>
+      </w:pPr>
+      <w:r>
+        <w:rPr/>
+        <w:t xml:space="preserve">이 화에 나온 러시아 고전 인용과 속담의 뜻, 원작 맥락, 쓰인 장면, 실제 대화에서 쓰는 요령을 정리했습니다.</w:t>
+      </w:r>
+    </w:p>
+    <w:p>
+      <w:pPr>
+        <w:pStyle w:val="BodyText"/>
+      </w:pPr>
+      <w:r>
+        <w:rPr>
+          <w:b/>
+          <w:bCs/>
+          <w:sz w:val="24"/>
+          <w:szCs w:val="24"/>
+        </w:rPr>
+        <w:t xml:space="preserve">인용 1 · «Если против какой-нибудь болезни предлагается очень много средств, то значит, болезнь неизлечима»</w:t>
+      </w:r>
+    </w:p>
+    <w:p>
+      <w:pPr>
+        <w:pStyle w:val="BodyText"/>
+      </w:pPr>
+      <w:r>
+        <w:rPr>
+          <w:b/>
+          <w:bCs/>
+        </w:rPr>
+        <w:t xml:space="preserve">출전: </w:t>
+      </w:r>
+      <w:r>
+        <w:rPr/>
+        <w:t xml:space="preserve">안톤 체호프(А. П. Чехов), 『벚꽃 동산』 1막, 가예프의 대사</w:t>
+      </w:r>
+    </w:p>
+    <w:p>
+      <w:pPr>
+        <w:pStyle w:val="BodyText"/>
+      </w:pPr>
+      <w:r>
+        <w:rPr>
+          <w:b/>
+          <w:bCs/>
+        </w:rPr>
+        <w:t xml:space="preserve">뜻: </w:t>
+      </w:r>
+      <w:r>
+        <w:rPr/>
+        <w:t xml:space="preserve">어떤 병에 처방이 너무 많다면 그 병은 고칠 수 없다는 뜻이다.</w:t>
+      </w:r>
+    </w:p>
+    <w:p>
+      <w:pPr>
+        <w:pStyle w:val="BodyText"/>
+      </w:pPr>
+      <w:r>
+        <w:rPr>
+          <w:b/>
+          <w:bCs/>
+        </w:rPr>
+        <w:t xml:space="preserve">원작·유래: </w:t>
+      </w:r>
+      <w:r>
+        <w:rPr/>
+        <w:t xml:space="preserve">빚더미에 앉은 영지를 구할 방법을 이것저것 늘어놓던 가예프가 스스로 하는 말입니다. 결국 아무것도 실행하지 못하고 영지를 잃습니다.</w:t>
+      </w:r>
+    </w:p>
+    <w:p>
+      <w:pPr>
+        <w:pStyle w:val="BodyText"/>
+      </w:pPr>
+      <w:r>
+        <w:rPr>
+          <w:b/>
+          <w:bCs/>
+        </w:rPr>
+        <w:t xml:space="preserve">이 화에서: </w:t>
+      </w:r>
+      <w:r>
+        <w:rPr/>
+        <w:t xml:space="preserve">제약사 CEO 아르쫌이 다섯 가지 개선 과제를 한꺼번에 추진하려 하자, 키릴이 우선순위를 두세 가지로 좁히자며 인용합니다.</w:t>
+      </w:r>
+    </w:p>
+    <w:p>
+      <w:pPr>
+        <w:pStyle w:val="BodyText"/>
+      </w:pPr>
+      <w:r>
+        <w:rPr>
+          <w:b/>
+          <w:bCs/>
+        </w:rPr>
+        <w:t xml:space="preserve">대화 활용 팁: </w:t>
+      </w:r>
+      <w:r>
+        <w:rPr/>
+        <w:t xml:space="preserve">회의에서 대책이 너무 많이 나와 초점이 흐려질 때 쓰기 좋습니다. 제약·의료 업계에서는 비유가 그대로 통해서 특히 효과적입니다.</w:t>
+      </w:r>
+    </w:p>
+    <w:p>
+      <w:pPr>
+        <w:pStyle w:val="BodyText"/>
+      </w:pPr>
+      <w:r>
+        <w:rPr>
+          <w:b/>
+          <w:bCs/>
+          <w:sz w:val="24"/>
+          <w:szCs w:val="24"/>
+        </w:rPr>
+        <w:t xml:space="preserve">인용 2 · «Тяжело в учении — легко в бою»</w:t>
+      </w:r>
+    </w:p>
+    <w:p>
+      <w:pPr>
+        <w:pStyle w:val="BodyText"/>
+      </w:pPr>
+      <w:r>
+        <w:rPr>
+          <w:b/>
+          <w:bCs/>
+        </w:rPr>
+        <w:t xml:space="preserve">출전: </w:t>
+      </w:r>
+      <w:r>
+        <w:rPr/>
+        <w:t xml:space="preserve">알렉산드르 수보로프(А. В. Суворов) 장군, 『승리의 과학』(Наука побеждать)</w:t>
+      </w:r>
+    </w:p>
+    <w:p>
+      <w:pPr>
+        <w:pStyle w:val="BodyText"/>
+      </w:pPr>
+      <w:r>
+        <w:rPr>
+          <w:b/>
+          <w:bCs/>
+        </w:rPr>
+        <w:t xml:space="preserve">뜻: </w:t>
+      </w:r>
+      <w:r>
+        <w:rPr/>
+        <w:t xml:space="preserve">훈련이 힘들면 실전이 쉽다.</w:t>
+      </w:r>
+    </w:p>
+    <w:p>
+      <w:pPr>
+        <w:pStyle w:val="BodyText"/>
+      </w:pPr>
+      <w:r>
+        <w:rPr>
+          <w:b/>
+          <w:bCs/>
+        </w:rPr>
+        <w:t xml:space="preserve">원작·유래: </w:t>
+      </w:r>
+      <w:r>
+        <w:rPr/>
+        <w:t xml:space="preserve">18세기 러시아의 명장 수보로프가 병사 교육을 위해 쓴 지침서에 나오는 말입니다. 오늘날 러시아에서는 학교, 군대, 스포츠, 직장에서 두루 쓰입니다.</w:t>
+      </w:r>
+    </w:p>
+    <w:p>
+      <w:pPr>
+        <w:pStyle w:val="BodyText"/>
+      </w:pPr>
+      <w:r>
+        <w:rPr>
+          <w:b/>
+          <w:bCs/>
+        </w:rPr>
+        <w:t xml:space="preserve">이 화에서: </w:t>
+      </w:r>
+      <w:r>
+        <w:rPr/>
+        <w:t xml:space="preserve">GMP 재검사 일정이 앞당겨지자 품질책임자 발렌티나가 매일 모의 점검을 하자며 말합니다.</w:t>
+      </w:r>
+    </w:p>
+    <w:p>
+      <w:pPr>
+        <w:pStyle w:val="BodyText"/>
+      </w:pPr>
+      <w:r>
+        <w:rPr>
+          <w:b/>
+          <w:bCs/>
+        </w:rPr>
+        <w:t xml:space="preserve">대화 활용 팁: </w:t>
+      </w:r>
+      <w:r>
+        <w:rPr/>
+        <w:t xml:space="preserve">시험, 감사, 실사, 프레젠테이션 준비처럼 리허설이 필요한 상황에서 팀을 독려할 때 씁니다. 누구나 아는 표현이라 어떤 자리에서도 편하게 쓸 수 있습니다.</w:t>
       </w:r>
     </w:p>
     <w:sectPr/>
